--- a/Mockups/acrme_sku_placement_whatif_user_guide.docx
+++ b/Mockups/acrme_sku_placement_whatif_user_guide.docx
@@ -109,6 +109,9 @@
         <w:gridCol w:w="3120"/>
       </w:tblGrid>
       <w:tr>
+        <w:trPr>
+          <w:cantSplit/>
+        </w:trPr>
         <w:tc>
           <w:tcPr>
             <w:tcW w:type="dxa" w:w="3120"/>
@@ -167,6 +170,9 @@
         </w:tc>
       </w:tr>
       <w:tr>
+        <w:trPr>
+          <w:cantSplit/>
+        </w:trPr>
         <w:tc>
           <w:tcPr>
             <w:tcW w:type="dxa" w:w="3120"/>
@@ -222,6 +228,9 @@
         </w:tc>
       </w:tr>
       <w:tr>
+        <w:trPr>
+          <w:cantSplit/>
+        </w:trPr>
         <w:tc>
           <w:tcPr>
             <w:tcW w:type="dxa" w:w="3120"/>
@@ -275,6 +284,9 @@
         </w:tc>
       </w:tr>
       <w:tr>
+        <w:trPr>
+          <w:cantSplit/>
+        </w:trPr>
         <w:tc>
           <w:tcPr>
             <w:tcW w:type="dxa" w:w="3120"/>
@@ -336,6 +348,9 @@
         </w:tc>
       </w:tr>
       <w:tr>
+        <w:trPr>
+          <w:cantSplit/>
+        </w:trPr>
         <w:tc>
           <w:tcPr>
             <w:tcW w:type="dxa" w:w="3120"/>
@@ -381,6 +396,9 @@
         </w:tc>
       </w:tr>
       <w:tr>
+        <w:trPr>
+          <w:cantSplit/>
+        </w:trPr>
         <w:tc>
           <w:tcPr>
             <w:tcW w:type="dxa" w:w="3120"/>
@@ -436,6 +454,9 @@
         </w:tc>
       </w:tr>
       <w:tr>
+        <w:trPr>
+          <w:cantSplit/>
+        </w:trPr>
         <w:tc>
           <w:tcPr>
             <w:tcW w:type="dxa" w:w="3120"/>
@@ -537,6 +558,9 @@
         <w:gridCol w:w="2340"/>
       </w:tblGrid>
       <w:tr>
+        <w:trPr>
+          <w:cantSplit/>
+        </w:trPr>
         <w:tc>
           <w:tcPr>
             <w:tcW w:type="dxa" w:w="2340"/>
@@ -615,6 +639,9 @@
         </w:tc>
       </w:tr>
       <w:tr>
+        <w:trPr>
+          <w:cantSplit/>
+        </w:trPr>
         <w:tc>
           <w:tcPr>
             <w:tcW w:type="dxa" w:w="2340"/>
@@ -678,6 +705,9 @@
         </w:tc>
       </w:tr>
       <w:tr>
+        <w:trPr>
+          <w:cantSplit/>
+        </w:trPr>
         <w:tc>
           <w:tcPr>
             <w:tcW w:type="dxa" w:w="2340"/>
@@ -744,6 +774,9 @@
         </w:tc>
       </w:tr>
       <w:tr>
+        <w:trPr>
+          <w:cantSplit/>
+        </w:trPr>
         <w:tc>
           <w:tcPr>
             <w:tcW w:type="dxa" w:w="2340"/>
@@ -808,6 +841,9 @@
         </w:tc>
       </w:tr>
       <w:tr>
+        <w:trPr>
+          <w:cantSplit/>
+        </w:trPr>
         <w:tc>
           <w:tcPr>
             <w:tcW w:type="dxa" w:w="2340"/>
@@ -873,6 +909,9 @@
         </w:tc>
       </w:tr>
       <w:tr>
+        <w:trPr>
+          <w:cantSplit/>
+        </w:trPr>
         <w:tc>
           <w:tcPr>
             <w:tcW w:type="dxa" w:w="2340"/>
@@ -936,6 +975,9 @@
         </w:tc>
       </w:tr>
       <w:tr>
+        <w:trPr>
+          <w:cantSplit/>
+        </w:trPr>
         <w:tc>
           <w:tcPr>
             <w:tcW w:type="dxa" w:w="2340"/>
@@ -1002,6 +1044,9 @@
         </w:tc>
       </w:tr>
       <w:tr>
+        <w:trPr>
+          <w:cantSplit/>
+        </w:trPr>
         <w:tc>
           <w:tcPr>
             <w:tcW w:type="dxa" w:w="2340"/>
@@ -1066,6 +1111,9 @@
         </w:tc>
       </w:tr>
       <w:tr>
+        <w:trPr>
+          <w:cantSplit/>
+        </w:trPr>
         <w:tc>
           <w:tcPr>
             <w:tcW w:type="dxa" w:w="2340"/>
@@ -1132,6 +1180,9 @@
         </w:tc>
       </w:tr>
       <w:tr>
+        <w:trPr>
+          <w:cantSplit/>
+        </w:trPr>
         <w:tc>
           <w:tcPr>
             <w:tcW w:type="dxa" w:w="2340"/>
@@ -1196,6 +1247,9 @@
         </w:tc>
       </w:tr>
       <w:tr>
+        <w:trPr>
+          <w:cantSplit/>
+        </w:trPr>
         <w:tc>
           <w:tcPr>
             <w:tcW w:type="dxa" w:w="2340"/>
@@ -1262,6 +1316,9 @@
         </w:tc>
       </w:tr>
       <w:tr>
+        <w:trPr>
+          <w:cantSplit/>
+        </w:trPr>
         <w:tc>
           <w:tcPr>
             <w:tcW w:type="dxa" w:w="2340"/>
@@ -1437,6 +1494,9 @@
         <w:gridCol w:w="3120"/>
       </w:tblGrid>
       <w:tr>
+        <w:trPr>
+          <w:cantSplit/>
+        </w:trPr>
         <w:tc>
           <w:tcPr>
             <w:tcW w:type="dxa" w:w="3120"/>
@@ -1496,6 +1556,9 @@
         </w:tc>
       </w:tr>
       <w:tr>
+        <w:trPr>
+          <w:cantSplit/>
+        </w:trPr>
         <w:tc>
           <w:tcPr>
             <w:tcW w:type="dxa" w:w="3120"/>
@@ -1543,6 +1606,9 @@
         </w:tc>
       </w:tr>
       <w:tr>
+        <w:trPr>
+          <w:cantSplit/>
+        </w:trPr>
         <w:tc>
           <w:tcPr>
             <w:tcW w:type="dxa" w:w="3120"/>
@@ -1592,6 +1658,9 @@
         </w:tc>
       </w:tr>
       <w:tr>
+        <w:trPr>
+          <w:cantSplit/>
+        </w:trPr>
         <w:tc>
           <w:tcPr>
             <w:tcW w:type="dxa" w:w="3120"/>
@@ -1645,6 +1714,9 @@
         </w:tc>
       </w:tr>
       <w:tr>
+        <w:trPr>
+          <w:cantSplit/>
+        </w:trPr>
         <w:tc>
           <w:tcPr>
             <w:tcW w:type="dxa" w:w="3120"/>
@@ -1700,6 +1772,9 @@
         </w:tc>
       </w:tr>
       <w:tr>
+        <w:trPr>
+          <w:cantSplit/>
+        </w:trPr>
         <w:tc>
           <w:tcPr>
             <w:tcW w:type="dxa" w:w="3120"/>
@@ -1793,6 +1868,9 @@
         <w:gridCol w:w="4680"/>
       </w:tblGrid>
       <w:tr>
+        <w:trPr>
+          <w:cantSplit/>
+        </w:trPr>
         <w:tc>
           <w:tcPr>
             <w:tcW w:type="dxa" w:w="4680"/>
@@ -1833,6 +1911,9 @@
         </w:tc>
       </w:tr>
       <w:tr>
+        <w:trPr>
+          <w:cantSplit/>
+        </w:trPr>
         <w:tc>
           <w:tcPr>
             <w:tcW w:type="dxa" w:w="4680"/>
@@ -1865,6 +1946,9 @@
         </w:tc>
       </w:tr>
       <w:tr>
+        <w:trPr>
+          <w:cantSplit/>
+        </w:trPr>
         <w:tc>
           <w:tcPr>
             <w:tcW w:type="dxa" w:w="4680"/>
@@ -1899,6 +1983,9 @@
         </w:tc>
       </w:tr>
       <w:tr>
+        <w:trPr>
+          <w:cantSplit/>
+        </w:trPr>
         <w:tc>
           <w:tcPr>
             <w:tcW w:type="dxa" w:w="4680"/>
@@ -2376,6 +2463,9 @@
         <w:gridCol w:w="3120"/>
       </w:tblGrid>
       <w:tr>
+        <w:trPr>
+          <w:cantSplit/>
+        </w:trPr>
         <w:tc>
           <w:tcPr>
             <w:tcW w:type="dxa" w:w="3120"/>
@@ -2435,6 +2525,9 @@
         </w:tc>
       </w:tr>
       <w:tr>
+        <w:trPr>
+          <w:cantSplit/>
+        </w:trPr>
         <w:tc>
           <w:tcPr>
             <w:tcW w:type="dxa" w:w="3120"/>
@@ -2483,6 +2576,9 @@
         </w:tc>
       </w:tr>
       <w:tr>
+        <w:trPr>
+          <w:cantSplit/>
+        </w:trPr>
         <w:tc>
           <w:tcPr>
             <w:tcW w:type="dxa" w:w="3120"/>
@@ -2534,6 +2630,9 @@
         </w:tc>
       </w:tr>
       <w:tr>
+        <w:trPr>
+          <w:cantSplit/>
+        </w:trPr>
         <w:tc>
           <w:tcPr>
             <w:tcW w:type="dxa" w:w="3120"/>
@@ -2714,6 +2813,9 @@
         <w:gridCol w:w="4680"/>
       </w:tblGrid>
       <w:tr>
+        <w:trPr>
+          <w:cantSplit/>
+        </w:trPr>
         <w:tc>
           <w:tcPr>
             <w:tcW w:type="dxa" w:w="4680"/>
@@ -2754,6 +2856,9 @@
         </w:tc>
       </w:tr>
       <w:tr>
+        <w:trPr>
+          <w:cantSplit/>
+        </w:trPr>
         <w:tc>
           <w:tcPr>
             <w:tcW w:type="dxa" w:w="4680"/>
@@ -2787,6 +2892,9 @@
         </w:tc>
       </w:tr>
       <w:tr>
+        <w:trPr>
+          <w:cantSplit/>
+        </w:trPr>
         <w:tc>
           <w:tcPr>
             <w:tcW w:type="dxa" w:w="4680"/>
@@ -2820,6 +2928,9 @@
         </w:tc>
       </w:tr>
       <w:tr>
+        <w:trPr>
+          <w:cantSplit/>
+        </w:trPr>
         <w:tc>
           <w:tcPr>
             <w:tcW w:type="dxa" w:w="4680"/>
@@ -2853,6 +2964,9 @@
         </w:tc>
       </w:tr>
       <w:tr>
+        <w:trPr>
+          <w:cantSplit/>
+        </w:trPr>
         <w:tc>
           <w:tcPr>
             <w:tcW w:type="dxa" w:w="4680"/>
@@ -2886,6 +3000,9 @@
         </w:tc>
       </w:tr>
       <w:tr>
+        <w:trPr>
+          <w:cantSplit/>
+        </w:trPr>
         <w:tc>
           <w:tcPr>
             <w:tcW w:type="dxa" w:w="4680"/>
@@ -2919,6 +3036,9 @@
         </w:tc>
       </w:tr>
       <w:tr>
+        <w:trPr>
+          <w:cantSplit/>
+        </w:trPr>
         <w:tc>
           <w:tcPr>
             <w:tcW w:type="dxa" w:w="4680"/>
@@ -3022,6 +3142,9 @@
         <w:gridCol w:w="1560"/>
       </w:tblGrid>
       <w:tr>
+        <w:trPr>
+          <w:cantSplit/>
+        </w:trPr>
         <w:tc>
           <w:tcPr>
             <w:tcW w:type="dxa" w:w="1560"/>
@@ -3138,6 +3261,9 @@
         </w:tc>
       </w:tr>
       <w:tr>
+        <w:trPr>
+          <w:cantSplit/>
+        </w:trPr>
         <w:tc>
           <w:tcPr>
             <w:tcW w:type="dxa" w:w="1560"/>
@@ -3228,6 +3354,9 @@
         </w:tc>
       </w:tr>
       <w:tr>
+        <w:trPr>
+          <w:cantSplit/>
+        </w:trPr>
         <w:tc>
           <w:tcPr>
             <w:tcW w:type="dxa" w:w="1560"/>
